--- a/pdfs/traminac.docx
+++ b/pdfs/traminac.docx
@@ -1,6 +1,6 @@
 
 <file path=word/document.xml><?xml version="1.0" encoding="utf-8"?>
-<w:document xmlns:wpc="http://schemas.microsoft.com/office/word/2010/wordprocessingCanvas" xmlns:cx="http://schemas.microsoft.com/office/drawing/2014/chartex" xmlns:cx1="http://schemas.microsoft.com/office/drawing/2015/9/8/chartex" xmlns:cx2="http://schemas.microsoft.com/office/drawing/2015/10/21/chartex" xmlns:cx3="http://schemas.microsoft.com/office/drawing/2016/5/9/chartex" xmlns:cx4="http://schemas.microsoft.com/office/drawing/2016/5/10/chartex" xmlns:cx5="http://schemas.microsoft.com/office/drawing/2016/5/11/chartex" xmlns:cx6="http://schemas.microsoft.com/office/drawing/2016/5/12/chartex" xmlns:cx7="http://schemas.microsoft.com/office/drawing/2016/5/13/chartex" xmlns:cx8="http://schemas.microsoft.com/office/drawing/2016/5/14/chartex" xmlns:mc="http://schemas.openxmlformats.org/markup-compatibility/2006" xmlns:aink="http://schemas.microsoft.com/office/drawing/2016/ink" xmlns:am3d="http://schemas.microsoft.com/office/drawing/2017/model3d" xmlns:o="urn:schemas-microsoft-com:office:office" xmlns:oel="http://schemas.microsoft.com/office/2019/extlst" xmlns:r="http://schemas.openxmlformats.org/officeDocument/2006/relationships" xmlns:m="http://schemas.openxmlformats.org/officeDocument/2006/math" xmlns:v="urn:schemas-microsoft-com:vml" xmlns:wp14="http://schemas.microsoft.com/office/word/2010/wordprocessingDrawing" xmlns:wp="http://schemas.openxmlformats.org/drawingml/2006/wordprocessingDrawing" xmlns:w10="urn:schemas-microsoft-com:office:word" xmlns:w="http://schemas.openxmlformats.org/wordprocessingml/2006/main" xmlns:w14="http://schemas.microsoft.com/office/word/2010/wordml" xmlns:w15="http://schemas.microsoft.com/office/word/2012/wordml" xmlns:w16cex="http://schemas.microsoft.com/office/word/2018/wordml/cex" xmlns:w16cid="http://schemas.microsoft.com/office/word/2016/wordml/cid" xmlns:w16="http://schemas.microsoft.com/office/word/2018/wordml" xmlns:w16sdtdh="http://schemas.microsoft.com/office/word/2020/wordml/sdtdatahash" xmlns:w16se="http://schemas.microsoft.com/office/word/2015/wordml/symex" xmlns:wpg="http://schemas.microsoft.com/office/word/2010/wordprocessingGroup" xmlns:wpi="http://schemas.microsoft.com/office/word/2010/wordprocessingInk" xmlns:wne="http://schemas.microsoft.com/office/word/2006/wordml" xmlns:wps="http://schemas.microsoft.com/office/word/2010/wordprocessingShape" mc:Ignorable="w14 w15 w16se w16cid w16 w16cex w16sdtdh wp14">
+<w:document xmlns:wpc="http://schemas.microsoft.com/office/word/2010/wordprocessingCanvas" xmlns:cx="http://schemas.microsoft.com/office/drawing/2014/chartex" xmlns:cx1="http://schemas.microsoft.com/office/drawing/2015/9/8/chartex" xmlns:cx2="http://schemas.microsoft.com/office/drawing/2015/10/21/chartex" xmlns:cx3="http://schemas.microsoft.com/office/drawing/2016/5/9/chartex" xmlns:cx4="http://schemas.microsoft.com/office/drawing/2016/5/10/chartex" xmlns:cx5="http://schemas.microsoft.com/office/drawing/2016/5/11/chartex" xmlns:cx6="http://schemas.microsoft.com/office/drawing/2016/5/12/chartex" xmlns:cx7="http://schemas.microsoft.com/office/drawing/2016/5/13/chartex" xmlns:cx8="http://schemas.microsoft.com/office/drawing/2016/5/14/chartex" xmlns:mc="http://schemas.openxmlformats.org/markup-compatibility/2006" xmlns:aink="http://schemas.microsoft.com/office/drawing/2016/ink" xmlns:am3d="http://schemas.microsoft.com/office/drawing/2017/model3d" xmlns:o="urn:schemas-microsoft-com:office:office" xmlns:oel="http://schemas.microsoft.com/office/2019/extlst" xmlns:r="http://schemas.openxmlformats.org/officeDocument/2006/relationships" xmlns:m="http://schemas.openxmlformats.org/officeDocument/2006/math" xmlns:v="urn:schemas-microsoft-com:vml" xmlns:wp14="http://schemas.microsoft.com/office/word/2010/wordprocessingDrawing" xmlns:wp="http://schemas.openxmlformats.org/drawingml/2006/wordprocessingDrawing" xmlns:w10="urn:schemas-microsoft-com:office:word" xmlns:w="http://schemas.openxmlformats.org/wordprocessingml/2006/main" xmlns:w14="http://schemas.microsoft.com/office/word/2010/wordml" xmlns:w15="http://schemas.microsoft.com/office/word/2012/wordml" xmlns:w16cex="http://schemas.microsoft.com/office/word/2018/wordml/cex" xmlns:w16cid="http://schemas.microsoft.com/office/word/2016/wordml/cid" xmlns:w16="http://schemas.microsoft.com/office/word/2018/wordml" xmlns:w16du="http://schemas.microsoft.com/office/word/2023/wordml/word16du" xmlns:w16sdtdh="http://schemas.microsoft.com/office/word/2020/wordml/sdtdatahash" xmlns:w16se="http://schemas.microsoft.com/office/word/2015/wordml/symex" xmlns:wpg="http://schemas.microsoft.com/office/word/2010/wordprocessingGroup" xmlns:wpi="http://schemas.microsoft.com/office/word/2010/wordprocessingInk" xmlns:wne="http://schemas.microsoft.com/office/word/2006/wordml" xmlns:wps="http://schemas.microsoft.com/office/word/2010/wordprocessingShape" mc:Ignorable="w14 w15 w16se w16cid w16 w16cex w16sdtdh w16du wp14">
   <w:body>
     <w:p>
       <w:r>
@@ -1643,6 +1643,69 @@
           <w:szCs w:val="32"/>
           <w14:ligatures w14:val="none"/>
         </w:rPr>
+        <w:t xml:space="preserve">2024-za Traminac 2021osvaja bronzu </w:t>
+      </w:r>
+      <w:r>
+        <w:rPr>
+          <w:rFonts w:ascii="FSAlbert" w:eastAsia="Times New Roman" w:hAnsi="FSAlbert" w:cs="Times New Roman"/>
+          <w:color w:val="363636"/>
+          <w:kern w:val="0"/>
+          <w:sz w:val="32"/>
+          <w:szCs w:val="32"/>
+          <w14:ligatures w14:val="none"/>
+        </w:rPr>
+        <w:t>na Wine Vision by Open Balkan</w:t>
+      </w:r>
+    </w:p>
+    <w:p>
+      <w:pPr>
+        <w:shd w:val="clear" w:color="auto" w:fill="FFFFFF"/>
+        <w:spacing w:before="100" w:beforeAutospacing="1" w:after="100" w:afterAutospacing="1" w:line="240" w:lineRule="auto"/>
+        <w:jc w:val="both"/>
+        <w:rPr>
+          <w:rFonts w:ascii="FSAlbert" w:eastAsia="Times New Roman" w:hAnsi="FSAlbert" w:cs="Times New Roman"/>
+          <w:color w:val="363636"/>
+          <w:kern w:val="0"/>
+          <w:sz w:val="32"/>
+          <w:szCs w:val="32"/>
+          <w14:ligatures w14:val="none"/>
+        </w:rPr>
+      </w:pPr>
+      <w:r>
+        <w:rPr>
+          <w:rFonts w:ascii="FSAlbert" w:eastAsia="Times New Roman" w:hAnsi="FSAlbert" w:cs="Times New Roman"/>
+          <w:color w:val="363636"/>
+          <w:kern w:val="0"/>
+          <w:sz w:val="32"/>
+          <w:szCs w:val="32"/>
+          <w14:ligatures w14:val="none"/>
+        </w:rPr>
+        <w:t>2023-za Traminac 2021 osvaja zlato na Wine Vision by Open Balkan</w:t>
+      </w:r>
+    </w:p>
+    <w:p>
+      <w:pPr>
+        <w:shd w:val="clear" w:color="auto" w:fill="FFFFFF"/>
+        <w:spacing w:before="100" w:beforeAutospacing="1" w:after="100" w:afterAutospacing="1" w:line="240" w:lineRule="auto"/>
+        <w:jc w:val="both"/>
+        <w:rPr>
+          <w:rFonts w:ascii="FSAlbert" w:eastAsia="Times New Roman" w:hAnsi="FSAlbert" w:cs="Times New Roman"/>
+          <w:color w:val="363636"/>
+          <w:kern w:val="0"/>
+          <w:sz w:val="32"/>
+          <w:szCs w:val="32"/>
+          <w14:ligatures w14:val="none"/>
+        </w:rPr>
+      </w:pPr>
+      <w:r>
+        <w:rPr>
+          <w:rFonts w:ascii="FSAlbert" w:eastAsia="Times New Roman" w:hAnsi="FSAlbert" w:cs="Times New Roman"/>
+          <w:color w:val="363636"/>
+          <w:kern w:val="0"/>
+          <w:sz w:val="32"/>
+          <w:szCs w:val="32"/>
+          <w14:ligatures w14:val="none"/>
+        </w:rPr>
         <w:t>2015. za berbu ’12 osvaja srebro na Gator Festu u Hrvatskoj.</w:t>
       </w:r>
     </w:p>
@@ -2183,7 +2246,7 @@
 </file>
 
 <file path=word/numbering.xml><?xml version="1.0" encoding="utf-8"?>
-<w:numbering xmlns:wpc="http://schemas.microsoft.com/office/word/2010/wordprocessingCanvas" xmlns:cx="http://schemas.microsoft.com/office/drawing/2014/chartex" xmlns:cx1="http://schemas.microsoft.com/office/drawing/2015/9/8/chartex" xmlns:cx2="http://schemas.microsoft.com/office/drawing/2015/10/21/chartex" xmlns:cx3="http://schemas.microsoft.com/office/drawing/2016/5/9/chartex" xmlns:cx4="http://schemas.microsoft.com/office/drawing/2016/5/10/chartex" xmlns:cx5="http://schemas.microsoft.com/office/drawing/2016/5/11/chartex" xmlns:cx6="http://schemas.microsoft.com/office/drawing/2016/5/12/chartex" xmlns:cx7="http://schemas.microsoft.com/office/drawing/2016/5/13/chartex" xmlns:cx8="http://schemas.microsoft.com/office/drawing/2016/5/14/chartex" xmlns:mc="http://schemas.openxmlformats.org/markup-compatibility/2006" xmlns:aink="http://schemas.microsoft.com/office/drawing/2016/ink" xmlns:am3d="http://schemas.microsoft.com/office/drawing/2017/model3d" xmlns:o="urn:schemas-microsoft-com:office:office" xmlns:oel="http://schemas.microsoft.com/office/2019/extlst" xmlns:r="http://schemas.openxmlformats.org/officeDocument/2006/relationships" xmlns:m="http://schemas.openxmlformats.org/officeDocument/2006/math" xmlns:v="urn:schemas-microsoft-com:vml" xmlns:wp14="http://schemas.microsoft.com/office/word/2010/wordprocessingDrawing" xmlns:wp="http://schemas.openxmlformats.org/drawingml/2006/wordprocessingDrawing" xmlns:w10="urn:schemas-microsoft-com:office:word" xmlns:w="http://schemas.openxmlformats.org/wordprocessingml/2006/main" xmlns:w14="http://schemas.microsoft.com/office/word/2010/wordml" xmlns:w15="http://schemas.microsoft.com/office/word/2012/wordml" xmlns:w16cex="http://schemas.microsoft.com/office/word/2018/wordml/cex" xmlns:w16cid="http://schemas.microsoft.com/office/word/2016/wordml/cid" xmlns:w16="http://schemas.microsoft.com/office/word/2018/wordml" xmlns:w16sdtdh="http://schemas.microsoft.com/office/word/2020/wordml/sdtdatahash" xmlns:w16se="http://schemas.microsoft.com/office/word/2015/wordml/symex" xmlns:wpg="http://schemas.microsoft.com/office/word/2010/wordprocessingGroup" xmlns:wpi="http://schemas.microsoft.com/office/word/2010/wordprocessingInk" xmlns:wne="http://schemas.microsoft.com/office/word/2006/wordml" xmlns:wps="http://schemas.microsoft.com/office/word/2010/wordprocessingShape" mc:Ignorable="w14 w15 w16se w16cid w16 w16cex w16sdtdh wp14">
+<w:numbering xmlns:wpc="http://schemas.microsoft.com/office/word/2010/wordprocessingCanvas" xmlns:cx="http://schemas.microsoft.com/office/drawing/2014/chartex" xmlns:cx1="http://schemas.microsoft.com/office/drawing/2015/9/8/chartex" xmlns:cx2="http://schemas.microsoft.com/office/drawing/2015/10/21/chartex" xmlns:cx3="http://schemas.microsoft.com/office/drawing/2016/5/9/chartex" xmlns:cx4="http://schemas.microsoft.com/office/drawing/2016/5/10/chartex" xmlns:cx5="http://schemas.microsoft.com/office/drawing/2016/5/11/chartex" xmlns:cx6="http://schemas.microsoft.com/office/drawing/2016/5/12/chartex" xmlns:cx7="http://schemas.microsoft.com/office/drawing/2016/5/13/chartex" xmlns:cx8="http://schemas.microsoft.com/office/drawing/2016/5/14/chartex" xmlns:mc="http://schemas.openxmlformats.org/markup-compatibility/2006" xmlns:aink="http://schemas.microsoft.com/office/drawing/2016/ink" xmlns:am3d="http://schemas.microsoft.com/office/drawing/2017/model3d" xmlns:o="urn:schemas-microsoft-com:office:office" xmlns:oel="http://schemas.microsoft.com/office/2019/extlst" xmlns:r="http://schemas.openxmlformats.org/officeDocument/2006/relationships" xmlns:m="http://schemas.openxmlformats.org/officeDocument/2006/math" xmlns:v="urn:schemas-microsoft-com:vml" xmlns:wp14="http://schemas.microsoft.com/office/word/2010/wordprocessingDrawing" xmlns:wp="http://schemas.openxmlformats.org/drawingml/2006/wordprocessingDrawing" xmlns:w10="urn:schemas-microsoft-com:office:word" xmlns:w="http://schemas.openxmlformats.org/wordprocessingml/2006/main" xmlns:w14="http://schemas.microsoft.com/office/word/2010/wordml" xmlns:w15="http://schemas.microsoft.com/office/word/2012/wordml" xmlns:w16cex="http://schemas.microsoft.com/office/word/2018/wordml/cex" xmlns:w16cid="http://schemas.microsoft.com/office/word/2016/wordml/cid" xmlns:w16="http://schemas.microsoft.com/office/word/2018/wordml" xmlns:w16du="http://schemas.microsoft.com/office/word/2023/wordml/word16du" xmlns:w16sdtdh="http://schemas.microsoft.com/office/word/2020/wordml/sdtdatahash" xmlns:w16se="http://schemas.microsoft.com/office/word/2015/wordml/symex" xmlns:wpg="http://schemas.microsoft.com/office/word/2010/wordprocessingGroup" xmlns:wpi="http://schemas.microsoft.com/office/word/2010/wordprocessingInk" xmlns:wne="http://schemas.microsoft.com/office/word/2006/wordml" xmlns:wps="http://schemas.microsoft.com/office/word/2010/wordprocessingShape" mc:Ignorable="w14 w15 w16se w16cid w16 w16cex w16sdtdh w16du wp14">
   <w:abstractNum w:abstractNumId="0" w15:restartNumberingAfterBreak="0">
     <w:nsid w:val="228F1013"/>
     <w:multiLevelType w:val="hybridMultilevel"/>
@@ -2420,7 +2483,7 @@
 </file>
 
 <file path=word/styles.xml><?xml version="1.0" encoding="utf-8"?>
-<w:styles xmlns:mc="http://schemas.openxmlformats.org/markup-compatibility/2006" xmlns:r="http://schemas.openxmlformats.org/officeDocument/2006/relationships" xmlns:w="http://schemas.openxmlformats.org/wordprocessingml/2006/main" xmlns:w14="http://schemas.microsoft.com/office/word/2010/wordml" xmlns:w15="http://schemas.microsoft.com/office/word/2012/wordml" xmlns:w16cex="http://schemas.microsoft.com/office/word/2018/wordml/cex" xmlns:w16cid="http://schemas.microsoft.com/office/word/2016/wordml/cid" xmlns:w16="http://schemas.microsoft.com/office/word/2018/wordml" xmlns:w16sdtdh="http://schemas.microsoft.com/office/word/2020/wordml/sdtdatahash" xmlns:w16se="http://schemas.microsoft.com/office/word/2015/wordml/symex" mc:Ignorable="w14 w15 w16se w16cid w16 w16cex w16sdtdh">
+<w:styles xmlns:mc="http://schemas.openxmlformats.org/markup-compatibility/2006" xmlns:r="http://schemas.openxmlformats.org/officeDocument/2006/relationships" xmlns:w="http://schemas.openxmlformats.org/wordprocessingml/2006/main" xmlns:w14="http://schemas.microsoft.com/office/word/2010/wordml" xmlns:w15="http://schemas.microsoft.com/office/word/2012/wordml" xmlns:w16cex="http://schemas.microsoft.com/office/word/2018/wordml/cex" xmlns:w16cid="http://schemas.microsoft.com/office/word/2016/wordml/cid" xmlns:w16="http://schemas.microsoft.com/office/word/2018/wordml" xmlns:w16du="http://schemas.microsoft.com/office/word/2023/wordml/word16du" xmlns:w16sdtdh="http://schemas.microsoft.com/office/word/2020/wordml/sdtdatahash" xmlns:w16se="http://schemas.microsoft.com/office/word/2015/wordml/symex" mc:Ignorable="w14 w15 w16se w16cid w16 w16cex w16sdtdh w16du">
   <w:docDefaults>
     <w:rPrDefault>
       <w:rPr>
